--- a/courses/phy214/practice-exams/e3/phy214-practice-exam-3-ch-20-21-v1-answer-key.docx
+++ b/courses/phy214/practice-exams/e3/phy214-practice-exam-3-ch-20-21-v1-answer-key.docx
@@ -12,7 +12,7 @@
           <w:rFonts w:ascii="Times New Roman" w:hAnsi="Times New Roman" w:eastAsia="Times New Roman" w:cs="Times New Roman"/>
           <w:sz w:val="21"/>
         </w:rPr>
-        <w:t xml:space="preserve">PHY202 Practice Exam on chapter(s): 20, 21</w:t>
+        <w:t>PHY202 Practice Exam on chapter(s): 20, 21</w:t>
       </w:r>
     </w:p>
     <w:p>
@@ -202,7 +202,7 @@
           <w:rFonts w:ascii="Times New Roman" w:hAnsi="Times New Roman" w:eastAsia="Times New Roman" w:cs="Times New Roman"/>
           <w:sz w:val="21"/>
         </w:rPr>
-        <w:t xml:space="preserve">Kirchhoff’s rules and</w:t>
+        <w:t>Kirchhoff’s rules and</w:t>
       </w:r>
       <w:r>
         <w:rPr>
@@ -2049,7 +2049,7 @@
           <w:rFonts w:ascii="Times New Roman" w:hAnsi="Times New Roman" w:eastAsia="Times New Roman" w:cs="Times New Roman"/>
           <w:sz w:val="21"/>
         </w:rPr>
-        <w:t xml:space="preserve">and</w:t>
+        <w:t>and</w:t>
       </w:r>
       <w:r>
         <w:rPr>
@@ -2347,7 +2347,7 @@
           <w:rFonts w:ascii="Times New Roman" w:hAnsi="Times New Roman" w:eastAsia="Times New Roman" w:cs="Times New Roman"/>
           <w:sz w:val="21"/>
         </w:rPr>
-        <w:t xml:space="preserve">Kirchhoff’s rules and</w:t>
+        <w:t>Kirchhoff’s rules and</w:t>
       </w:r>
       <w:r>
         <w:rPr>
@@ -2435,7 +2435,7 @@
           <w:rFonts w:ascii="Times New Roman" w:hAnsi="Times New Roman" w:eastAsia="Times New Roman" w:cs="Times New Roman"/>
           <w:sz w:val="21"/>
         </w:rPr>
-        <w:t xml:space="preserve">%</w:t>
+        <w:t>%</w:t>
       </w:r>
       <w:r>
         <w:rPr>

--- a/courses/phy214/practice-exams/e3/phy214-practice-exam-3-ch-20-21-v1-answer-key.docx
+++ b/courses/phy214/practice-exams/e3/phy214-practice-exam-3-ch-20-21-v1-answer-key.docx
@@ -12,7 +12,7 @@
           <w:rFonts w:ascii="Times New Roman" w:hAnsi="Times New Roman" w:eastAsia="Times New Roman" w:cs="Times New Roman"/>
           <w:sz w:val="21"/>
         </w:rPr>
-        <w:t>PHY202 Practice Exam on chapter(s): 20, 21</w:t>
+        <w:t xml:space="preserve">PHY202 Practice Exam on chapter(s): 20, 21</w:t>
       </w:r>
     </w:p>
     <w:p>
@@ -202,7 +202,7 @@
           <w:rFonts w:ascii="Times New Roman" w:hAnsi="Times New Roman" w:eastAsia="Times New Roman" w:cs="Times New Roman"/>
           <w:sz w:val="21"/>
         </w:rPr>
-        <w:t>Kirchhoff’s rules and</w:t>
+        <w:t xml:space="preserve">Kirchhoff’s rules and</w:t>
       </w:r>
       <w:r>
         <w:rPr>
@@ -2049,7 +2049,7 @@
           <w:rFonts w:ascii="Times New Roman" w:hAnsi="Times New Roman" w:eastAsia="Times New Roman" w:cs="Times New Roman"/>
           <w:sz w:val="21"/>
         </w:rPr>
-        <w:t>and</w:t>
+        <w:t xml:space="preserve">and</w:t>
       </w:r>
       <w:r>
         <w:rPr>
@@ -2347,7 +2347,7 @@
           <w:rFonts w:ascii="Times New Roman" w:hAnsi="Times New Roman" w:eastAsia="Times New Roman" w:cs="Times New Roman"/>
           <w:sz w:val="21"/>
         </w:rPr>
-        <w:t>Kirchhoff’s rules and</w:t>
+        <w:t xml:space="preserve">Kirchhoff’s rules and</w:t>
       </w:r>
       <w:r>
         <w:rPr>
@@ -2435,7 +2435,7 @@
           <w:rFonts w:ascii="Times New Roman" w:hAnsi="Times New Roman" w:eastAsia="Times New Roman" w:cs="Times New Roman"/>
           <w:sz w:val="21"/>
         </w:rPr>
-        <w:t>%</w:t>
+        <w:t xml:space="preserve">%</w:t>
       </w:r>
       <w:r>
         <w:rPr>
